--- a/public/templates/seguro_nao_contratado_bradesco.docx
+++ b/public/templates/seguro_nao_contratado_bradesco.docx
@@ -1213,7 +1213,7 @@
           <w:sz w:val="22"/>
           <w:szCs w:val="22"/>
         </w:rPr>
-        <w:t>conta corrente nº 9521-4, agência 3707</w:t>
+        <w:t>conta corrente nº ________, agência ________</w:t>
       </w:r>
       <w:r>
         <w:rPr>
@@ -1249,7 +1249,7 @@
           <w:sz w:val="22"/>
           <w:szCs w:val="22"/>
         </w:rPr>
-        <w:t>20/03/2017 e 19/12/2025</w:t>
+        <w:t>________ e ________</w:t>
       </w:r>
       <w:r>
         <w:rPr>
@@ -4161,7 +4161,7 @@
           <w:bCs/>
           <w:lang w:val="pt-BR"/>
         </w:rPr>
-        <w:t>20/03/2017 e 19/12/2025</w:t>
+        <w:t>________ e ________</w:t>
       </w:r>
       <w:r>
         <w:rPr>
@@ -4805,7 +4805,7 @@
           <w:b/>
           <w:bCs/>
         </w:rPr>
-        <w:t>20/03/2017 e 19/12/2025</w:t>
+        <w:t>________ e ________</w:t>
       </w:r>
       <w:r>
         <w:rPr>
@@ -5137,7 +5137,7 @@
           <w:bCs/>
           <w:lang w:val="pt-BR"/>
         </w:rPr>
-        <w:t>9521-4</w:t>
+        <w:t>________</w:t>
       </w:r>
       <w:r>
         <w:rPr>
@@ -5154,7 +5154,7 @@
           <w:bCs/>
           <w:lang w:val="pt-BR"/>
         </w:rPr>
-        <w:t>3707</w:t>
+        <w:t>________</w:t>
       </w:r>
       <w:r>
         <w:rPr>
@@ -6952,7 +6952,7 @@
           <w:color w:val="000000"/>
           <w:lang w:val="pt-BR"/>
         </w:rPr>
-        <w:t>conta corrente 9521-4, agência 3707</w:t>
+        <w:t>conta corrente ________, agência ________</w:t>
       </w:r>
       <w:r>
         <w:rPr>
@@ -7744,7 +7744,7 @@
           <w:b/>
           <w:color w:val="000000"/>
         </w:rPr>
-        <w:t>conta corrente 9521-4, agência 3707,</w:t>
+        <w:t>conta corrente ________, agência ________,</w:t>
       </w:r>
       <w:r>
         <w:rPr>
@@ -8058,7 +8058,7 @@
           <w:bCs/>
           <w:lang w:val="pt-BR"/>
         </w:rPr>
-        <w:t>20/03/2017 a 19/12/2025</w:t>
+        <w:t>________ a ________</w:t>
       </w:r>
       <w:r>
         <w:rPr>
